--- a/5_ネットワーク、Web、HTML等/1_workspace_ネットワーク(HTTP)通信の仕組みを理解する(ノーコード)/ネットワーク(HTTP)通信の仕組みを理解する.docx
+++ b/5_ネットワーク、Web、HTML等/1_workspace_ネットワーク(HTTP)通信の仕組みを理解する(ノーコード)/ネットワーク(HTTP)通信の仕組みを理解する.docx
@@ -24,8 +24,6 @@
           <w:lang w:eastAsia="ja-JP"/>
         </w:rPr>
       </w:pPr>
-      <w:bookmarkStart w:id="0" w:name="_GoBack"/>
-      <w:bookmarkEnd w:id="0"/>
     </w:p>
     <w:p>
       <w:pPr>
@@ -6481,6 +6479,1298 @@
           <w:lang w:val="en-US" w:eastAsia="ja-JP"/>
         </w:rPr>
       </w:pPr>
+    </w:p>
+    <w:p>
+      <w:pPr>
+        <w:numPr>
+          <w:ilvl w:val="0"/>
+          <w:numId w:val="0"/>
+        </w:numPr>
+        <w:rPr>
+          <w:rFonts w:hint="eastAsia" w:asciiTheme="minorEastAsia" w:hAnsiTheme="minorEastAsia" w:eastAsiaTheme="minorEastAsia" w:cstheme="minorEastAsia"/>
+          <w:sz w:val="24"/>
+          <w:szCs w:val="24"/>
+          <w:lang w:val="en-US" w:eastAsia="ja-JP"/>
+        </w:rPr>
+      </w:pPr>
+    </w:p>
+    <w:p>
+      <w:pPr>
+        <w:numPr>
+          <w:ilvl w:val="0"/>
+          <w:numId w:val="0"/>
+        </w:numPr>
+        <w:rPr>
+          <w:rFonts w:hint="eastAsia" w:asciiTheme="minorEastAsia" w:hAnsiTheme="minorEastAsia" w:eastAsiaTheme="minorEastAsia" w:cstheme="minorEastAsia"/>
+          <w:sz w:val="24"/>
+          <w:szCs w:val="24"/>
+          <w:lang w:val="en-US" w:eastAsia="ja-JP"/>
+        </w:rPr>
+      </w:pPr>
+    </w:p>
+    <w:p>
+      <w:pPr>
+        <w:numPr>
+          <w:ilvl w:val="0"/>
+          <w:numId w:val="0"/>
+        </w:numPr>
+        <w:rPr>
+          <w:rFonts w:hint="eastAsia" w:asciiTheme="minorEastAsia" w:hAnsiTheme="minorEastAsia" w:eastAsiaTheme="minorEastAsia" w:cstheme="minorEastAsia"/>
+          <w:sz w:val="24"/>
+          <w:szCs w:val="24"/>
+          <w:lang w:val="en-US" w:eastAsia="ja-JP"/>
+        </w:rPr>
+      </w:pPr>
+    </w:p>
+    <w:p>
+      <w:pPr>
+        <w:numPr>
+          <w:ilvl w:val="0"/>
+          <w:numId w:val="0"/>
+        </w:numPr>
+        <w:rPr>
+          <w:rFonts w:hint="eastAsia" w:asciiTheme="minorEastAsia" w:hAnsiTheme="minorEastAsia" w:eastAsiaTheme="minorEastAsia" w:cstheme="minorEastAsia"/>
+          <w:sz w:val="24"/>
+          <w:szCs w:val="24"/>
+          <w:lang w:val="en-US" w:eastAsia="ja-JP"/>
+        </w:rPr>
+      </w:pPr>
+    </w:p>
+    <w:p>
+      <w:pPr>
+        <w:numPr>
+          <w:ilvl w:val="0"/>
+          <w:numId w:val="0"/>
+        </w:numPr>
+        <w:rPr>
+          <w:rFonts w:hint="eastAsia" w:asciiTheme="minorEastAsia" w:hAnsiTheme="minorEastAsia" w:eastAsiaTheme="minorEastAsia" w:cstheme="minorEastAsia"/>
+          <w:sz w:val="24"/>
+          <w:szCs w:val="24"/>
+          <w:lang w:val="en-US" w:eastAsia="ja-JP"/>
+        </w:rPr>
+      </w:pPr>
+    </w:p>
+    <w:p>
+      <w:pPr>
+        <w:numPr>
+          <w:ilvl w:val="0"/>
+          <w:numId w:val="0"/>
+        </w:numPr>
+        <w:rPr>
+          <w:rFonts w:hint="eastAsia" w:asciiTheme="minorEastAsia" w:hAnsiTheme="minorEastAsia" w:cstheme="minorEastAsia"/>
+          <w:sz w:val="24"/>
+          <w:szCs w:val="24"/>
+          <w:lang w:val="en-US" w:eastAsia="ja-JP"/>
+        </w:rPr>
+      </w:pPr>
+      <w:r>
+        <w:rPr>
+          <w:rFonts w:hint="eastAsia" w:asciiTheme="minorEastAsia" w:hAnsiTheme="minorEastAsia" w:cstheme="minorEastAsia"/>
+          <w:sz w:val="24"/>
+          <w:szCs w:val="24"/>
+          <w:lang w:val="en-US" w:eastAsia="ja-JP"/>
+        </w:rPr>
+        <w:t>〇公開したWebサイトを検索エンジン(Google)でヒットさせよう</w:t>
+      </w:r>
+    </w:p>
+    <w:p>
+      <w:pPr>
+        <w:numPr>
+          <w:ilvl w:val="0"/>
+          <w:numId w:val="0"/>
+        </w:numPr>
+        <w:rPr>
+          <w:rFonts w:hint="eastAsia" w:asciiTheme="minorEastAsia" w:hAnsiTheme="minorEastAsia" w:cstheme="minorEastAsia"/>
+          <w:sz w:val="24"/>
+          <w:szCs w:val="24"/>
+          <w:lang w:val="en-US" w:eastAsia="ja-JP"/>
+        </w:rPr>
+      </w:pPr>
+    </w:p>
+    <w:p>
+      <w:pPr>
+        <w:numPr>
+          <w:ilvl w:val="0"/>
+          <w:numId w:val="0"/>
+        </w:numPr>
+        <w:rPr>
+          <w:rFonts w:hint="eastAsia" w:asciiTheme="minorEastAsia" w:hAnsiTheme="minorEastAsia" w:cstheme="minorEastAsia"/>
+          <w:sz w:val="24"/>
+          <w:szCs w:val="24"/>
+          <w:lang w:val="en-US" w:eastAsia="ja-JP"/>
+        </w:rPr>
+      </w:pPr>
+      <w:r>
+        <w:rPr>
+          <w:rFonts w:hint="eastAsia" w:asciiTheme="minorEastAsia" w:hAnsiTheme="minorEastAsia" w:cstheme="minorEastAsia"/>
+          <w:sz w:val="24"/>
+          <w:szCs w:val="24"/>
+          <w:lang w:val="en-US" w:eastAsia="ja-JP"/>
+        </w:rPr>
+        <w:t>自宅サーバーでは手間が掛かるため、今回は無料の「GitHub Pages」を</w:t>
+      </w:r>
+    </w:p>
+    <w:p>
+      <w:pPr>
+        <w:numPr>
+          <w:ilvl w:val="0"/>
+          <w:numId w:val="0"/>
+        </w:numPr>
+        <w:rPr>
+          <w:rFonts w:hint="eastAsia" w:asciiTheme="minorEastAsia" w:hAnsiTheme="minorEastAsia" w:cstheme="minorEastAsia"/>
+          <w:sz w:val="24"/>
+          <w:szCs w:val="24"/>
+          <w:lang w:val="en-US" w:eastAsia="ja-JP"/>
+        </w:rPr>
+      </w:pPr>
+      <w:r>
+        <w:rPr>
+          <w:rFonts w:hint="eastAsia" w:asciiTheme="minorEastAsia" w:hAnsiTheme="minorEastAsia" w:cstheme="minorEastAsia"/>
+          <w:sz w:val="24"/>
+          <w:szCs w:val="24"/>
+          <w:lang w:val="en-US" w:eastAsia="ja-JP"/>
+        </w:rPr>
+        <w:t>利用して、Webサーバーを構築する。</w:t>
+      </w:r>
+    </w:p>
+    <w:p>
+      <w:pPr>
+        <w:numPr>
+          <w:ilvl w:val="0"/>
+          <w:numId w:val="0"/>
+        </w:numPr>
+        <w:rPr>
+          <w:rFonts w:hint="eastAsia" w:asciiTheme="minorEastAsia" w:hAnsiTheme="minorEastAsia" w:cstheme="minorEastAsia"/>
+          <w:sz w:val="24"/>
+          <w:szCs w:val="24"/>
+          <w:lang w:val="en-US" w:eastAsia="ja-JP"/>
+        </w:rPr>
+      </w:pPr>
+      <w:r>
+        <w:rPr>
+          <w:rFonts w:hint="eastAsia" w:asciiTheme="minorEastAsia" w:hAnsiTheme="minorEastAsia" w:cstheme="minorEastAsia"/>
+          <w:sz w:val="24"/>
+          <w:szCs w:val="24"/>
+          <w:lang w:val="en-US" w:eastAsia="ja-JP"/>
+        </w:rPr>
+        <w:t>※手間とは、「24時間立ち上げておかないといけない」、「電気代」</w:t>
+      </w:r>
+    </w:p>
+    <w:p>
+      <w:pPr>
+        <w:numPr>
+          <w:ilvl w:val="0"/>
+          <w:numId w:val="0"/>
+        </w:numPr>
+        <w:rPr>
+          <w:rFonts w:hint="eastAsia" w:asciiTheme="minorEastAsia" w:hAnsiTheme="minorEastAsia" w:cstheme="minorEastAsia"/>
+          <w:sz w:val="24"/>
+          <w:szCs w:val="24"/>
+          <w:lang w:val="en-US" w:eastAsia="ja-JP"/>
+        </w:rPr>
+      </w:pPr>
+      <w:r>
+        <w:rPr>
+          <w:rFonts w:hint="eastAsia" w:asciiTheme="minorEastAsia" w:hAnsiTheme="minorEastAsia" w:cstheme="minorEastAsia"/>
+          <w:sz w:val="24"/>
+          <w:szCs w:val="24"/>
+          <w:lang w:val="en-US" w:eastAsia="ja-JP"/>
+        </w:rPr>
+        <w:t>「セキュリティ対策」等々</w:t>
+      </w:r>
+    </w:p>
+    <w:p>
+      <w:pPr>
+        <w:numPr>
+          <w:ilvl w:val="0"/>
+          <w:numId w:val="0"/>
+        </w:numPr>
+        <w:rPr>
+          <w:rFonts w:hint="eastAsia" w:asciiTheme="minorEastAsia" w:hAnsiTheme="minorEastAsia" w:cstheme="minorEastAsia"/>
+          <w:sz w:val="24"/>
+          <w:szCs w:val="24"/>
+          <w:lang w:val="en-US" w:eastAsia="ja-JP"/>
+        </w:rPr>
+      </w:pPr>
+    </w:p>
+    <w:p>
+      <w:pPr>
+        <w:numPr>
+          <w:ilvl w:val="0"/>
+          <w:numId w:val="0"/>
+        </w:numPr>
+        <w:rPr>
+          <w:rFonts w:hint="eastAsia" w:asciiTheme="minorEastAsia" w:hAnsiTheme="minorEastAsia" w:cstheme="minorEastAsia"/>
+          <w:sz w:val="24"/>
+          <w:szCs w:val="24"/>
+          <w:lang w:val="en-US" w:eastAsia="ja-JP"/>
+        </w:rPr>
+      </w:pPr>
+      <w:r>
+        <w:rPr>
+          <w:rFonts w:hint="eastAsia" w:asciiTheme="minorEastAsia" w:hAnsiTheme="minorEastAsia" w:cstheme="minorEastAsia"/>
+          <w:sz w:val="24"/>
+          <w:szCs w:val="24"/>
+          <w:lang w:val="en-US" w:eastAsia="ja-JP"/>
+        </w:rPr>
+        <w:t>①GitHubにサーバーとして公開する、公開リポジトリを作成する。</w:t>
+      </w:r>
+    </w:p>
+    <w:p>
+      <w:pPr>
+        <w:numPr>
+          <w:ilvl w:val="0"/>
+          <w:numId w:val="0"/>
+        </w:numPr>
+        <w:rPr>
+          <w:rFonts w:hint="default" w:asciiTheme="minorEastAsia" w:hAnsiTheme="minorEastAsia" w:cstheme="minorEastAsia"/>
+          <w:sz w:val="24"/>
+          <w:szCs w:val="24"/>
+          <w:lang w:val="en-US" w:eastAsia="ja-JP"/>
+        </w:rPr>
+      </w:pPr>
+      <w:r>
+        <w:drawing>
+          <wp:inline distT="0" distB="0" distL="114300" distR="114300">
+            <wp:extent cx="5398135" cy="2682875"/>
+            <wp:effectExtent l="0" t="0" r="12065" b="14605"/>
+            <wp:docPr id="6" name="図形 1"/>
+            <wp:cNvGraphicFramePr>
+              <a:graphicFrameLocks xmlns:a="http://schemas.openxmlformats.org/drawingml/2006/main" noChangeAspect="1"/>
+            </wp:cNvGraphicFramePr>
+            <a:graphic xmlns:a="http://schemas.openxmlformats.org/drawingml/2006/main">
+              <a:graphicData uri="http://schemas.openxmlformats.org/drawingml/2006/picture">
+                <pic:pic xmlns:pic="http://schemas.openxmlformats.org/drawingml/2006/picture">
+                  <pic:nvPicPr>
+                    <pic:cNvPr id="6" name="図形 1"/>
+                    <pic:cNvPicPr>
+                      <a:picLocks noChangeAspect="1"/>
+                    </pic:cNvPicPr>
+                  </pic:nvPicPr>
+                  <pic:blipFill>
+                    <a:blip r:embed="rId10"/>
+                    <a:stretch>
+                      <a:fillRect/>
+                    </a:stretch>
+                  </pic:blipFill>
+                  <pic:spPr>
+                    <a:xfrm>
+                      <a:off x="0" y="0"/>
+                      <a:ext cx="5398135" cy="2682875"/>
+                    </a:xfrm>
+                    <a:prstGeom prst="rect">
+                      <a:avLst/>
+                    </a:prstGeom>
+                    <a:noFill/>
+                    <a:ln>
+                      <a:noFill/>
+                    </a:ln>
+                  </pic:spPr>
+                </pic:pic>
+              </a:graphicData>
+            </a:graphic>
+          </wp:inline>
+        </w:drawing>
+      </w:r>
+    </w:p>
+    <w:p>
+      <w:pPr>
+        <w:numPr>
+          <w:ilvl w:val="0"/>
+          <w:numId w:val="0"/>
+        </w:numPr>
+        <w:rPr>
+          <w:rFonts w:hint="default" w:asciiTheme="minorEastAsia" w:hAnsiTheme="minorEastAsia" w:cstheme="minorEastAsia"/>
+          <w:sz w:val="24"/>
+          <w:szCs w:val="24"/>
+          <w:lang w:val="en-US" w:eastAsia="ja-JP"/>
+        </w:rPr>
+      </w:pPr>
+    </w:p>
+    <w:p>
+      <w:pPr>
+        <w:numPr>
+          <w:ilvl w:val="0"/>
+          <w:numId w:val="0"/>
+        </w:numPr>
+        <w:rPr>
+          <w:rFonts w:hint="eastAsia" w:asciiTheme="minorEastAsia" w:hAnsiTheme="minorEastAsia" w:cstheme="minorEastAsia"/>
+          <w:sz w:val="24"/>
+          <w:szCs w:val="24"/>
+          <w:lang w:val="en-US" w:eastAsia="ja-JP"/>
+        </w:rPr>
+      </w:pPr>
+      <w:r>
+        <w:rPr>
+          <w:rFonts w:hint="eastAsia" w:asciiTheme="minorEastAsia" w:hAnsiTheme="minorEastAsia" w:cstheme="minorEastAsia"/>
+          <w:sz w:val="24"/>
+          <w:szCs w:val="24"/>
+          <w:lang w:val="en-US" w:eastAsia="ja-JP"/>
+        </w:rPr>
+        <w:t>②index.htmlを作成する</w:t>
+      </w:r>
+    </w:p>
+    <w:p>
+      <w:pPr>
+        <w:numPr>
+          <w:ilvl w:val="0"/>
+          <w:numId w:val="0"/>
+        </w:numPr>
+        <w:rPr>
+          <w:rFonts w:hint="eastAsia" w:asciiTheme="minorEastAsia" w:hAnsiTheme="minorEastAsia" w:cstheme="minorEastAsia"/>
+          <w:sz w:val="24"/>
+          <w:szCs w:val="24"/>
+          <w:lang w:val="en-US" w:eastAsia="ja-JP"/>
+        </w:rPr>
+      </w:pPr>
+      <w:r>
+        <w:rPr>
+          <w:rFonts w:hint="eastAsia" w:asciiTheme="minorEastAsia" w:hAnsiTheme="minorEastAsia" w:cstheme="minorEastAsia"/>
+          <w:sz w:val="24"/>
+          <w:szCs w:val="24"/>
+          <w:lang w:val="en-US" w:eastAsia="ja-JP"/>
+        </w:rPr>
+        <w:t>歴史的にindex.html = ホームページ(トップページ)と認識されている。</w:t>
+      </w:r>
+    </w:p>
+    <w:p>
+      <w:pPr>
+        <w:numPr>
+          <w:ilvl w:val="0"/>
+          <w:numId w:val="0"/>
+        </w:numPr>
+        <w:rPr>
+          <w:rFonts w:hint="eastAsia" w:asciiTheme="minorEastAsia" w:hAnsiTheme="minorEastAsia" w:cstheme="minorEastAsia"/>
+          <w:sz w:val="24"/>
+          <w:szCs w:val="24"/>
+          <w:lang w:val="en-US" w:eastAsia="ja-JP"/>
+        </w:rPr>
+      </w:pPr>
+      <w:r>
+        <w:rPr>
+          <w:rFonts w:hint="eastAsia" w:asciiTheme="minorEastAsia" w:hAnsiTheme="minorEastAsia" w:cstheme="minorEastAsia"/>
+          <w:sz w:val="24"/>
+          <w:szCs w:val="24"/>
+          <w:lang w:val="en-US" w:eastAsia="ja-JP"/>
+        </w:rPr>
+        <w:t>空でもよいため、htmlを作成する。</w:t>
+      </w:r>
+    </w:p>
+    <w:p>
+      <w:pPr>
+        <w:numPr>
+          <w:ilvl w:val="0"/>
+          <w:numId w:val="0"/>
+        </w:numPr>
+        <w:rPr>
+          <w:rFonts w:hint="eastAsia" w:asciiTheme="minorEastAsia" w:hAnsiTheme="minorEastAsia" w:cstheme="minorEastAsia"/>
+          <w:sz w:val="24"/>
+          <w:szCs w:val="24"/>
+          <w:lang w:val="en-US" w:eastAsia="ja-JP"/>
+        </w:rPr>
+      </w:pPr>
+      <w:r>
+        <w:rPr>
+          <w:rFonts w:hint="eastAsia" w:asciiTheme="minorEastAsia" w:hAnsiTheme="minorEastAsia" w:cstheme="minorEastAsia"/>
+          <w:sz w:val="24"/>
+          <w:szCs w:val="24"/>
+          <w:lang w:val="en-US" w:eastAsia="ja-JP"/>
+        </w:rPr>
+        <w:t>今回は折角なので、本来の意味である、</w:t>
+      </w:r>
+    </w:p>
+    <w:p>
+      <w:pPr>
+        <w:pStyle w:val="9"/>
+        <w:keepNext w:val="0"/>
+        <w:keepLines w:val="0"/>
+        <w:widowControl/>
+        <w:suppressLineNumbers w:val="0"/>
+        <w:rPr>
+          <w:rFonts w:hint="eastAsia" w:asciiTheme="minorEastAsia" w:hAnsiTheme="minorEastAsia" w:eastAsiaTheme="minorEastAsia" w:cstheme="minorEastAsia"/>
+          <w:lang w:eastAsia="ja-JP"/>
+        </w:rPr>
+      </w:pPr>
+      <w:r>
+        <w:rPr>
+          <w:rFonts w:hint="eastAsia" w:asciiTheme="minorEastAsia" w:hAnsiTheme="minorEastAsia" w:eastAsiaTheme="minorEastAsia" w:cstheme="minorEastAsia"/>
+          <w:b/>
+          <w:bCs/>
+        </w:rPr>
+        <w:t>「ここが玄関口であり、他のファイルへの案内所（インデックス）である」という、Webの原点に忠実な</w:t>
+      </w:r>
+      <w:r>
+        <w:rPr>
+          <w:rFonts w:hint="eastAsia" w:asciiTheme="minorEastAsia" w:hAnsiTheme="minorEastAsia" w:eastAsiaTheme="minorEastAsia" w:cstheme="minorEastAsia"/>
+          <w:b/>
+          <w:bCs/>
+          <w:lang w:val="en-US" w:eastAsia="ja-JP"/>
+        </w:rPr>
+        <w:t>index.html</w:t>
+      </w:r>
+      <w:r>
+        <w:rPr>
+          <w:rFonts w:hint="eastAsia" w:asciiTheme="minorEastAsia" w:hAnsiTheme="minorEastAsia" w:eastAsiaTheme="minorEastAsia" w:cstheme="minorEastAsia"/>
+        </w:rPr>
+        <w:t>を</w:t>
+      </w:r>
+      <w:r>
+        <w:rPr>
+          <w:rFonts w:hint="eastAsia" w:asciiTheme="minorEastAsia" w:hAnsiTheme="minorEastAsia" w:eastAsiaTheme="minorEastAsia" w:cstheme="minorEastAsia"/>
+          <w:lang w:eastAsia="ja-JP"/>
+        </w:rPr>
+        <w:t>作成してみる。</w:t>
+      </w:r>
+    </w:p>
+    <w:p>
+      <w:pPr>
+        <w:numPr>
+          <w:ilvl w:val="0"/>
+          <w:numId w:val="0"/>
+        </w:numPr>
+        <w:rPr>
+          <w:rFonts w:hint="eastAsia" w:asciiTheme="minorEastAsia" w:hAnsiTheme="minorEastAsia" w:cstheme="minorEastAsia"/>
+          <w:sz w:val="24"/>
+          <w:szCs w:val="24"/>
+          <w:lang w:val="en-US" w:eastAsia="ja-JP"/>
+        </w:rPr>
+      </w:pPr>
+      <w:r>
+        <w:rPr>
+          <w:rFonts w:hint="eastAsia" w:asciiTheme="minorEastAsia" w:hAnsiTheme="minorEastAsia" w:eastAsiaTheme="minorEastAsia" w:cstheme="minorEastAsia"/>
+          <w:kern w:val="2"/>
+          <w:sz w:val="24"/>
+          <w:szCs w:val="24"/>
+          <w:lang w:val="en-US" w:eastAsia="ja-JP" w:bidi="ar-SA"/>
+        </w:rPr>
+        <w:t>ま</w:t>
+      </w:r>
+      <w:r>
+        <w:rPr>
+          <w:rFonts w:hint="eastAsia" w:asciiTheme="minorEastAsia" w:hAnsiTheme="minorEastAsia" w:cstheme="minorEastAsia"/>
+          <w:sz w:val="24"/>
+          <w:szCs w:val="24"/>
+          <w:lang w:val="en-US" w:eastAsia="ja-JP"/>
+        </w:rPr>
+        <w:t>さに、1990年代にティム・バーナーズ＝リー（Webの発明者）が作った</w:t>
+      </w:r>
+    </w:p>
+    <w:p>
+      <w:pPr>
+        <w:numPr>
+          <w:ilvl w:val="0"/>
+          <w:numId w:val="0"/>
+        </w:numPr>
+        <w:rPr>
+          <w:rFonts w:hint="eastAsia" w:asciiTheme="minorEastAsia" w:hAnsiTheme="minorEastAsia" w:cstheme="minorEastAsia"/>
+          <w:sz w:val="24"/>
+          <w:szCs w:val="24"/>
+          <w:lang w:val="en-US" w:eastAsia="ja-JP"/>
+        </w:rPr>
+      </w:pPr>
+      <w:r>
+        <w:rPr>
+          <w:rFonts w:hint="eastAsia" w:asciiTheme="minorEastAsia" w:hAnsiTheme="minorEastAsia" w:cstheme="minorEastAsia"/>
+          <w:sz w:val="24"/>
+          <w:szCs w:val="24"/>
+          <w:lang w:val="en-US" w:eastAsia="ja-JP"/>
+        </w:rPr>
+        <w:t>最初のWebページのような、本質を学ぶ。</w:t>
+      </w:r>
+    </w:p>
+    <w:p>
+      <w:pPr>
+        <w:numPr>
+          <w:ilvl w:val="0"/>
+          <w:numId w:val="0"/>
+        </w:numPr>
+        <w:rPr>
+          <w:rFonts w:hint="eastAsia" w:asciiTheme="minorEastAsia" w:hAnsiTheme="minorEastAsia" w:cstheme="minorEastAsia"/>
+          <w:sz w:val="24"/>
+          <w:szCs w:val="24"/>
+          <w:lang w:val="en-US" w:eastAsia="ja-JP"/>
+        </w:rPr>
+      </w:pPr>
+      <w:r>
+        <w:rPr>
+          <w:rFonts w:hint="eastAsia" w:asciiTheme="minorEastAsia" w:hAnsiTheme="minorEastAsia" w:cstheme="minorEastAsia"/>
+          <w:sz w:val="24"/>
+          <w:szCs w:val="24"/>
+          <w:lang w:val="en-US" w:eastAsia="ja-JP"/>
+        </w:rPr>
+        <w:t>aタグで同じディレクトリのファイルへのリンクを作成し、飛べるようにする</w:t>
+      </w:r>
+      <w:r>
+        <w:drawing>
+          <wp:inline distT="0" distB="0" distL="114300" distR="114300">
+            <wp:extent cx="4957445" cy="1908810"/>
+            <wp:effectExtent l="0" t="0" r="10795" b="11430"/>
+            <wp:docPr id="8" name="図形 2"/>
+            <wp:cNvGraphicFramePr>
+              <a:graphicFrameLocks xmlns:a="http://schemas.openxmlformats.org/drawingml/2006/main" noChangeAspect="1"/>
+            </wp:cNvGraphicFramePr>
+            <a:graphic xmlns:a="http://schemas.openxmlformats.org/drawingml/2006/main">
+              <a:graphicData uri="http://schemas.openxmlformats.org/drawingml/2006/picture">
+                <pic:pic xmlns:pic="http://schemas.openxmlformats.org/drawingml/2006/picture">
+                  <pic:nvPicPr>
+                    <pic:cNvPr id="8" name="図形 2"/>
+                    <pic:cNvPicPr>
+                      <a:picLocks noChangeAspect="1"/>
+                    </pic:cNvPicPr>
+                  </pic:nvPicPr>
+                  <pic:blipFill>
+                    <a:blip r:embed="rId11"/>
+                    <a:stretch>
+                      <a:fillRect/>
+                    </a:stretch>
+                  </pic:blipFill>
+                  <pic:spPr>
+                    <a:xfrm>
+                      <a:off x="0" y="0"/>
+                      <a:ext cx="4957445" cy="1908810"/>
+                    </a:xfrm>
+                    <a:prstGeom prst="rect">
+                      <a:avLst/>
+                    </a:prstGeom>
+                    <a:noFill/>
+                    <a:ln>
+                      <a:noFill/>
+                    </a:ln>
+                  </pic:spPr>
+                </pic:pic>
+              </a:graphicData>
+            </a:graphic>
+          </wp:inline>
+        </w:drawing>
+      </w:r>
+    </w:p>
+    <w:p>
+      <w:pPr>
+        <w:numPr>
+          <w:ilvl w:val="0"/>
+          <w:numId w:val="0"/>
+        </w:numPr>
+        <w:rPr>
+          <w:rFonts w:hint="eastAsia" w:asciiTheme="minorEastAsia" w:hAnsiTheme="minorEastAsia" w:cstheme="minorEastAsia"/>
+          <w:sz w:val="24"/>
+          <w:szCs w:val="24"/>
+          <w:lang w:val="en-US" w:eastAsia="ja-JP"/>
+        </w:rPr>
+      </w:pPr>
+      <w:r>
+        <w:rPr>
+          <w:rFonts w:hint="eastAsia" w:asciiTheme="minorEastAsia" w:hAnsiTheme="minorEastAsia" w:cstheme="minorEastAsia"/>
+          <w:sz w:val="24"/>
+          <w:szCs w:val="24"/>
+          <w:lang w:val="en-US" w:eastAsia="ja-JP"/>
+        </w:rPr>
+        <w:t>③index.htmlと、必要なファイルをGitHubへPushする</w:t>
+      </w:r>
+    </w:p>
+    <w:p>
+      <w:pPr>
+        <w:numPr>
+          <w:ilvl w:val="0"/>
+          <w:numId w:val="0"/>
+        </w:numPr>
+        <w:rPr>
+          <w:rFonts w:hint="eastAsia" w:asciiTheme="minorEastAsia" w:hAnsiTheme="minorEastAsia" w:cstheme="minorEastAsia"/>
+          <w:sz w:val="24"/>
+          <w:szCs w:val="24"/>
+          <w:lang w:val="en-US" w:eastAsia="ja-JP"/>
+        </w:rPr>
+      </w:pPr>
+      <w:r>
+        <w:drawing>
+          <wp:inline distT="0" distB="0" distL="114300" distR="114300">
+            <wp:extent cx="5395595" cy="2356485"/>
+            <wp:effectExtent l="0" t="0" r="14605" b="5715"/>
+            <wp:docPr id="10" name="図形 4"/>
+            <wp:cNvGraphicFramePr>
+              <a:graphicFrameLocks xmlns:a="http://schemas.openxmlformats.org/drawingml/2006/main" noChangeAspect="1"/>
+            </wp:cNvGraphicFramePr>
+            <a:graphic xmlns:a="http://schemas.openxmlformats.org/drawingml/2006/main">
+              <a:graphicData uri="http://schemas.openxmlformats.org/drawingml/2006/picture">
+                <pic:pic xmlns:pic="http://schemas.openxmlformats.org/drawingml/2006/picture">
+                  <pic:nvPicPr>
+                    <pic:cNvPr id="10" name="図形 4"/>
+                    <pic:cNvPicPr>
+                      <a:picLocks noChangeAspect="1"/>
+                    </pic:cNvPicPr>
+                  </pic:nvPicPr>
+                  <pic:blipFill>
+                    <a:blip r:embed="rId12"/>
+                    <a:stretch>
+                      <a:fillRect/>
+                    </a:stretch>
+                  </pic:blipFill>
+                  <pic:spPr>
+                    <a:xfrm>
+                      <a:off x="0" y="0"/>
+                      <a:ext cx="5395595" cy="2356485"/>
+                    </a:xfrm>
+                    <a:prstGeom prst="rect">
+                      <a:avLst/>
+                    </a:prstGeom>
+                    <a:noFill/>
+                    <a:ln>
+                      <a:noFill/>
+                    </a:ln>
+                  </pic:spPr>
+                </pic:pic>
+              </a:graphicData>
+            </a:graphic>
+          </wp:inline>
+        </w:drawing>
+      </w:r>
+    </w:p>
+    <w:p>
+      <w:pPr>
+        <w:numPr>
+          <w:ilvl w:val="0"/>
+          <w:numId w:val="0"/>
+        </w:numPr>
+        <w:rPr>
+          <w:rFonts w:hint="eastAsia" w:asciiTheme="minorEastAsia" w:hAnsiTheme="minorEastAsia" w:cstheme="minorEastAsia"/>
+          <w:sz w:val="24"/>
+          <w:szCs w:val="24"/>
+          <w:lang w:val="en-US" w:eastAsia="ja-JP"/>
+        </w:rPr>
+      </w:pPr>
+    </w:p>
+    <w:p>
+      <w:pPr>
+        <w:numPr>
+          <w:ilvl w:val="0"/>
+          <w:numId w:val="0"/>
+        </w:numPr>
+        <w:rPr>
+          <w:rFonts w:hint="default" w:asciiTheme="minorEastAsia" w:hAnsiTheme="minorEastAsia" w:cstheme="minorEastAsia"/>
+          <w:sz w:val="24"/>
+          <w:szCs w:val="24"/>
+          <w:lang w:val="en-US" w:eastAsia="ja-JP"/>
+        </w:rPr>
+      </w:pPr>
+      <w:r>
+        <w:rPr>
+          <w:rFonts w:hint="eastAsia" w:asciiTheme="minorEastAsia" w:hAnsiTheme="minorEastAsia" w:cstheme="minorEastAsia"/>
+          <w:sz w:val="24"/>
+          <w:szCs w:val="24"/>
+          <w:lang w:val="en-US" w:eastAsia="ja-JP"/>
+        </w:rPr>
+        <w:t>④GitHub Pagesを起動する</w:t>
+      </w:r>
+    </w:p>
+    <w:p>
+      <w:pPr>
+        <w:numPr>
+          <w:ilvl w:val="0"/>
+          <w:numId w:val="0"/>
+        </w:numPr>
+        <w:rPr>
+          <w:rFonts w:hint="eastAsia" w:asciiTheme="minorEastAsia" w:hAnsiTheme="minorEastAsia" w:cstheme="minorEastAsia"/>
+          <w:sz w:val="24"/>
+          <w:szCs w:val="24"/>
+          <w:lang w:val="en-US" w:eastAsia="ja-JP"/>
+        </w:rPr>
+      </w:pPr>
+      <w:r>
+        <w:drawing>
+          <wp:inline distT="0" distB="0" distL="114300" distR="114300">
+            <wp:extent cx="5398770" cy="2640965"/>
+            <wp:effectExtent l="0" t="0" r="11430" b="10795"/>
+            <wp:docPr id="9" name="図形 3"/>
+            <wp:cNvGraphicFramePr>
+              <a:graphicFrameLocks xmlns:a="http://schemas.openxmlformats.org/drawingml/2006/main" noChangeAspect="1"/>
+            </wp:cNvGraphicFramePr>
+            <a:graphic xmlns:a="http://schemas.openxmlformats.org/drawingml/2006/main">
+              <a:graphicData uri="http://schemas.openxmlformats.org/drawingml/2006/picture">
+                <pic:pic xmlns:pic="http://schemas.openxmlformats.org/drawingml/2006/picture">
+                  <pic:nvPicPr>
+                    <pic:cNvPr id="9" name="図形 3"/>
+                    <pic:cNvPicPr>
+                      <a:picLocks noChangeAspect="1"/>
+                    </pic:cNvPicPr>
+                  </pic:nvPicPr>
+                  <pic:blipFill>
+                    <a:blip r:embed="rId13"/>
+                    <a:stretch>
+                      <a:fillRect/>
+                    </a:stretch>
+                  </pic:blipFill>
+                  <pic:spPr>
+                    <a:xfrm>
+                      <a:off x="0" y="0"/>
+                      <a:ext cx="5398770" cy="2640965"/>
+                    </a:xfrm>
+                    <a:prstGeom prst="rect">
+                      <a:avLst/>
+                    </a:prstGeom>
+                    <a:noFill/>
+                    <a:ln>
+                      <a:noFill/>
+                    </a:ln>
+                  </pic:spPr>
+                </pic:pic>
+              </a:graphicData>
+            </a:graphic>
+          </wp:inline>
+        </w:drawing>
+      </w:r>
+    </w:p>
+    <w:p>
+      <w:pPr>
+        <w:numPr>
+          <w:ilvl w:val="0"/>
+          <w:numId w:val="0"/>
+        </w:numPr>
+        <w:rPr>
+          <w:rFonts w:hint="eastAsia" w:asciiTheme="minorEastAsia" w:hAnsiTheme="minorEastAsia" w:eastAsiaTheme="minorEastAsia" w:cstheme="minorEastAsia"/>
+          <w:sz w:val="24"/>
+          <w:szCs w:val="24"/>
+          <w:lang w:val="en-US" w:eastAsia="ja-JP"/>
+        </w:rPr>
+      </w:pPr>
+    </w:p>
+    <w:p>
+      <w:pPr>
+        <w:numPr>
+          <w:ilvl w:val="0"/>
+          <w:numId w:val="0"/>
+        </w:numPr>
+        <w:rPr>
+          <w:rFonts w:hint="default" w:asciiTheme="minorEastAsia" w:hAnsiTheme="minorEastAsia" w:eastAsiaTheme="minorEastAsia" w:cstheme="minorEastAsia"/>
+          <w:sz w:val="24"/>
+          <w:szCs w:val="24"/>
+          <w:lang w:val="en-US" w:eastAsia="ja-JP"/>
+        </w:rPr>
+      </w:pPr>
+      <w:r>
+        <w:rPr>
+          <w:rFonts w:hint="eastAsia" w:asciiTheme="minorEastAsia" w:hAnsiTheme="minorEastAsia" w:cstheme="minorEastAsia"/>
+          <w:sz w:val="24"/>
+          <w:szCs w:val="24"/>
+          <w:lang w:val="en-US" w:eastAsia="ja-JP"/>
+        </w:rPr>
+        <w:t>Branchで、公開ブランチを「main」でsave</w:t>
+      </w:r>
+    </w:p>
+    <w:p>
+      <w:pPr>
+        <w:numPr>
+          <w:ilvl w:val="0"/>
+          <w:numId w:val="0"/>
+        </w:numPr>
+        <w:rPr>
+          <w:rFonts w:hint="eastAsia" w:asciiTheme="minorEastAsia" w:hAnsiTheme="minorEastAsia" w:eastAsiaTheme="minorEastAsia" w:cstheme="minorEastAsia"/>
+          <w:sz w:val="24"/>
+          <w:szCs w:val="24"/>
+          <w:lang w:val="en-US" w:eastAsia="ja-JP"/>
+        </w:rPr>
+      </w:pPr>
+      <w:r>
+        <w:drawing>
+          <wp:inline distT="0" distB="0" distL="114300" distR="114300">
+            <wp:extent cx="5394960" cy="1651635"/>
+            <wp:effectExtent l="0" t="0" r="0" b="9525"/>
+            <wp:docPr id="11" name="図形 5"/>
+            <wp:cNvGraphicFramePr>
+              <a:graphicFrameLocks xmlns:a="http://schemas.openxmlformats.org/drawingml/2006/main" noChangeAspect="1"/>
+            </wp:cNvGraphicFramePr>
+            <a:graphic xmlns:a="http://schemas.openxmlformats.org/drawingml/2006/main">
+              <a:graphicData uri="http://schemas.openxmlformats.org/drawingml/2006/picture">
+                <pic:pic xmlns:pic="http://schemas.openxmlformats.org/drawingml/2006/picture">
+                  <pic:nvPicPr>
+                    <pic:cNvPr id="11" name="図形 5"/>
+                    <pic:cNvPicPr>
+                      <a:picLocks noChangeAspect="1"/>
+                    </pic:cNvPicPr>
+                  </pic:nvPicPr>
+                  <pic:blipFill>
+                    <a:blip r:embed="rId14"/>
+                    <a:stretch>
+                      <a:fillRect/>
+                    </a:stretch>
+                  </pic:blipFill>
+                  <pic:spPr>
+                    <a:xfrm>
+                      <a:off x="0" y="0"/>
+                      <a:ext cx="5394960" cy="1651635"/>
+                    </a:xfrm>
+                    <a:prstGeom prst="rect">
+                      <a:avLst/>
+                    </a:prstGeom>
+                    <a:noFill/>
+                    <a:ln>
+                      <a:noFill/>
+                    </a:ln>
+                  </pic:spPr>
+                </pic:pic>
+              </a:graphicData>
+            </a:graphic>
+          </wp:inline>
+        </w:drawing>
+      </w:r>
+    </w:p>
+    <w:p>
+      <w:pPr>
+        <w:numPr>
+          <w:ilvl w:val="0"/>
+          <w:numId w:val="0"/>
+        </w:numPr>
+        <w:rPr>
+          <w:rFonts w:hint="eastAsia" w:asciiTheme="minorEastAsia" w:hAnsiTheme="minorEastAsia" w:eastAsiaTheme="minorEastAsia" w:cstheme="minorEastAsia"/>
+          <w:sz w:val="24"/>
+          <w:szCs w:val="24"/>
+          <w:lang w:val="en-US" w:eastAsia="ja-JP"/>
+        </w:rPr>
+      </w:pPr>
+    </w:p>
+    <w:p>
+      <w:pPr>
+        <w:numPr>
+          <w:ilvl w:val="0"/>
+          <w:numId w:val="0"/>
+        </w:numPr>
+        <w:rPr>
+          <w:rFonts w:hint="eastAsia" w:asciiTheme="minorEastAsia" w:hAnsiTheme="minorEastAsia" w:eastAsiaTheme="minorEastAsia" w:cstheme="minorEastAsia"/>
+          <w:sz w:val="24"/>
+          <w:szCs w:val="24"/>
+          <w:lang w:val="en-US" w:eastAsia="ja-JP"/>
+        </w:rPr>
+      </w:pPr>
+    </w:p>
+    <w:p>
+      <w:pPr>
+        <w:numPr>
+          <w:ilvl w:val="0"/>
+          <w:numId w:val="0"/>
+        </w:numPr>
+        <w:rPr>
+          <w:rFonts w:hint="default" w:eastAsiaTheme="minorEastAsia"/>
+          <w:lang w:val="en-US" w:eastAsia="ja-JP"/>
+        </w:rPr>
+      </w:pPr>
+      <w:r>
+        <w:rPr>
+          <w:rFonts w:hint="eastAsia"/>
+          <w:lang w:val="en-US" w:eastAsia="ja-JP"/>
+        </w:rPr>
+        <w:t>以下が表示されれば公開完了！</w:t>
+      </w:r>
+    </w:p>
+    <w:p>
+      <w:pPr>
+        <w:numPr>
+          <w:ilvl w:val="0"/>
+          <w:numId w:val="0"/>
+        </w:numPr>
+        <w:rPr>
+          <w:rFonts w:hint="eastAsia" w:asciiTheme="minorEastAsia" w:hAnsiTheme="minorEastAsia" w:eastAsiaTheme="minorEastAsia" w:cstheme="minorEastAsia"/>
+          <w:sz w:val="24"/>
+          <w:szCs w:val="24"/>
+          <w:lang w:val="en-US" w:eastAsia="ja-JP"/>
+        </w:rPr>
+      </w:pPr>
+      <w:r>
+        <w:drawing>
+          <wp:inline distT="0" distB="0" distL="114300" distR="114300">
+            <wp:extent cx="5400040" cy="1167130"/>
+            <wp:effectExtent l="0" t="0" r="10160" b="6350"/>
+            <wp:docPr id="12" name="図形 6"/>
+            <wp:cNvGraphicFramePr>
+              <a:graphicFrameLocks xmlns:a="http://schemas.openxmlformats.org/drawingml/2006/main" noChangeAspect="1"/>
+            </wp:cNvGraphicFramePr>
+            <a:graphic xmlns:a="http://schemas.openxmlformats.org/drawingml/2006/main">
+              <a:graphicData uri="http://schemas.openxmlformats.org/drawingml/2006/picture">
+                <pic:pic xmlns:pic="http://schemas.openxmlformats.org/drawingml/2006/picture">
+                  <pic:nvPicPr>
+                    <pic:cNvPr id="12" name="図形 6"/>
+                    <pic:cNvPicPr>
+                      <a:picLocks noChangeAspect="1"/>
+                    </pic:cNvPicPr>
+                  </pic:nvPicPr>
+                  <pic:blipFill>
+                    <a:blip r:embed="rId15"/>
+                    <a:stretch>
+                      <a:fillRect/>
+                    </a:stretch>
+                  </pic:blipFill>
+                  <pic:spPr>
+                    <a:xfrm>
+                      <a:off x="0" y="0"/>
+                      <a:ext cx="5400040" cy="1167130"/>
+                    </a:xfrm>
+                    <a:prstGeom prst="rect">
+                      <a:avLst/>
+                    </a:prstGeom>
+                    <a:noFill/>
+                    <a:ln>
+                      <a:noFill/>
+                    </a:ln>
+                  </pic:spPr>
+                </pic:pic>
+              </a:graphicData>
+            </a:graphic>
+          </wp:inline>
+        </w:drawing>
+      </w:r>
+    </w:p>
+    <w:p>
+      <w:pPr>
+        <w:numPr>
+          <w:ilvl w:val="0"/>
+          <w:numId w:val="0"/>
+        </w:numPr>
+        <w:rPr>
+          <w:rFonts w:hint="eastAsia" w:asciiTheme="minorEastAsia" w:hAnsiTheme="minorEastAsia" w:cstheme="minorEastAsia"/>
+          <w:sz w:val="24"/>
+          <w:szCs w:val="24"/>
+          <w:lang w:val="en-US" w:eastAsia="ja-JP"/>
+        </w:rPr>
+      </w:pPr>
+      <w:r>
+        <w:rPr>
+          <w:rFonts w:hint="eastAsia" w:asciiTheme="minorEastAsia" w:hAnsiTheme="minorEastAsia" w:cstheme="minorEastAsia"/>
+          <w:sz w:val="24"/>
+          <w:szCs w:val="24"/>
+          <w:lang w:val="en-US" w:eastAsia="ja-JP"/>
+        </w:rPr>
+        <w:t>※サイトを削除するときはUnpublish siteボタンを押す。</w:t>
+      </w:r>
+    </w:p>
+    <w:p>
+      <w:pPr>
+        <w:numPr>
+          <w:ilvl w:val="0"/>
+          <w:numId w:val="0"/>
+        </w:numPr>
+        <w:rPr>
+          <w:rFonts w:hint="eastAsia" w:asciiTheme="minorEastAsia" w:hAnsiTheme="minorEastAsia" w:cstheme="minorEastAsia"/>
+          <w:sz w:val="24"/>
+          <w:szCs w:val="24"/>
+          <w:lang w:val="en-US" w:eastAsia="ja-JP"/>
+        </w:rPr>
+      </w:pPr>
+      <w:r>
+        <w:rPr>
+          <w:rFonts w:hint="eastAsia" w:asciiTheme="minorEastAsia" w:hAnsiTheme="minorEastAsia" w:cstheme="minorEastAsia"/>
+          <w:sz w:val="24"/>
+          <w:szCs w:val="24"/>
+          <w:lang w:val="en-US" w:eastAsia="ja-JP"/>
+        </w:rPr>
+        <w:t>→再度公開したいときは同様の手順を踏む</w:t>
+      </w:r>
+    </w:p>
+    <w:p>
+      <w:pPr>
+        <w:numPr>
+          <w:ilvl w:val="0"/>
+          <w:numId w:val="0"/>
+        </w:numPr>
+        <w:rPr>
+          <w:rFonts w:hint="eastAsia" w:asciiTheme="minorEastAsia" w:hAnsiTheme="minorEastAsia" w:cstheme="minorEastAsia"/>
+          <w:sz w:val="24"/>
+          <w:szCs w:val="24"/>
+          <w:lang w:val="en-US" w:eastAsia="ja-JP"/>
+        </w:rPr>
+      </w:pPr>
+    </w:p>
+    <w:p>
+      <w:pPr>
+        <w:numPr>
+          <w:ilvl w:val="0"/>
+          <w:numId w:val="0"/>
+        </w:numPr>
+        <w:rPr>
+          <w:rFonts w:hint="eastAsia" w:asciiTheme="minorEastAsia" w:hAnsiTheme="minorEastAsia" w:cstheme="minorEastAsia"/>
+          <w:sz w:val="24"/>
+          <w:szCs w:val="24"/>
+          <w:lang w:val="en-US" w:eastAsia="ja-JP"/>
+        </w:rPr>
+      </w:pPr>
+      <w:r>
+        <w:rPr>
+          <w:rFonts w:hint="eastAsia" w:asciiTheme="minorEastAsia" w:hAnsiTheme="minorEastAsia" w:cstheme="minorEastAsia"/>
+          <w:sz w:val="24"/>
+          <w:szCs w:val="24"/>
+          <w:lang w:val="en-US" w:eastAsia="ja-JP"/>
+        </w:rPr>
+        <w:t>⑤サイトにアクセスする</w:t>
+      </w:r>
+    </w:p>
+    <w:p>
+      <w:pPr>
+        <w:numPr>
+          <w:ilvl w:val="0"/>
+          <w:numId w:val="0"/>
+        </w:numPr>
+        <w:rPr>
+          <w:rFonts w:hint="default" w:asciiTheme="minorEastAsia" w:hAnsiTheme="minorEastAsia" w:cstheme="minorEastAsia"/>
+          <w:sz w:val="24"/>
+          <w:szCs w:val="24"/>
+          <w:lang w:val="en-US" w:eastAsia="ja-JP"/>
+        </w:rPr>
+      </w:pPr>
+      <w:r>
+        <w:rPr>
+          <w:rFonts w:hint="eastAsia" w:asciiTheme="minorEastAsia" w:hAnsiTheme="minorEastAsia" w:cstheme="minorEastAsia"/>
+          <w:sz w:val="24"/>
+          <w:szCs w:val="24"/>
+          <w:lang w:val="en-US" w:eastAsia="ja-JP"/>
+        </w:rPr>
+        <w:t>発行されたURLからWebサイトにアクセスできるかを試す。</w:t>
+      </w:r>
+    </w:p>
+    <w:p>
+      <w:pPr>
+        <w:numPr>
+          <w:ilvl w:val="0"/>
+          <w:numId w:val="0"/>
+        </w:numPr>
+      </w:pPr>
+      <w:r>
+        <w:drawing>
+          <wp:inline distT="0" distB="0" distL="114300" distR="114300">
+            <wp:extent cx="5391150" cy="2689860"/>
+            <wp:effectExtent l="0" t="0" r="3810" b="7620"/>
+            <wp:docPr id="13" name="図形 7"/>
+            <wp:cNvGraphicFramePr>
+              <a:graphicFrameLocks xmlns:a="http://schemas.openxmlformats.org/drawingml/2006/main" noChangeAspect="1"/>
+            </wp:cNvGraphicFramePr>
+            <a:graphic xmlns:a="http://schemas.openxmlformats.org/drawingml/2006/main">
+              <a:graphicData uri="http://schemas.openxmlformats.org/drawingml/2006/picture">
+                <pic:pic xmlns:pic="http://schemas.openxmlformats.org/drawingml/2006/picture">
+                  <pic:nvPicPr>
+                    <pic:cNvPr id="13" name="図形 7"/>
+                    <pic:cNvPicPr>
+                      <a:picLocks noChangeAspect="1"/>
+                    </pic:cNvPicPr>
+                  </pic:nvPicPr>
+                  <pic:blipFill>
+                    <a:blip r:embed="rId16"/>
+                    <a:stretch>
+                      <a:fillRect/>
+                    </a:stretch>
+                  </pic:blipFill>
+                  <pic:spPr>
+                    <a:xfrm>
+                      <a:off x="0" y="0"/>
+                      <a:ext cx="5391150" cy="2689860"/>
+                    </a:xfrm>
+                    <a:prstGeom prst="rect">
+                      <a:avLst/>
+                    </a:prstGeom>
+                    <a:noFill/>
+                    <a:ln>
+                      <a:noFill/>
+                    </a:ln>
+                  </pic:spPr>
+                </pic:pic>
+              </a:graphicData>
+            </a:graphic>
+          </wp:inline>
+        </w:drawing>
+      </w:r>
+    </w:p>
+    <w:p>
+      <w:pPr>
+        <w:numPr>
+          <w:ilvl w:val="0"/>
+          <w:numId w:val="0"/>
+        </w:numPr>
+        <w:rPr>
+          <w:rFonts w:hint="eastAsia" w:asciiTheme="minorEastAsia" w:hAnsiTheme="minorEastAsia" w:cstheme="minorEastAsia"/>
+          <w:sz w:val="24"/>
+          <w:szCs w:val="24"/>
+          <w:lang w:val="en-US" w:eastAsia="ja-JP"/>
+        </w:rPr>
+      </w:pPr>
+      <w:r>
+        <w:rPr>
+          <w:rFonts w:hint="eastAsia" w:asciiTheme="minorEastAsia" w:hAnsiTheme="minorEastAsia" w:cstheme="minorEastAsia"/>
+          <w:sz w:val="24"/>
+          <w:szCs w:val="24"/>
+          <w:lang w:val="en-US" w:eastAsia="ja-JP"/>
+        </w:rPr>
+        <w:t>·  HTML（構造）： index.html という、世界共通の「玄関口」のルール。</w:t>
+      </w:r>
+    </w:p>
+    <w:p>
+      <w:pPr>
+        <w:numPr>
+          <w:ilvl w:val="0"/>
+          <w:numId w:val="0"/>
+        </w:numPr>
+        <w:rPr>
+          <w:rFonts w:hint="eastAsia" w:asciiTheme="minorEastAsia" w:hAnsiTheme="minorEastAsia" w:cstheme="minorEastAsia"/>
+          <w:sz w:val="24"/>
+          <w:szCs w:val="24"/>
+          <w:lang w:val="en-US" w:eastAsia="ja-JP"/>
+        </w:rPr>
+      </w:pPr>
+      <w:r>
+        <w:rPr>
+          <w:rFonts w:hint="default" w:asciiTheme="minorEastAsia" w:hAnsiTheme="minorEastAsia" w:cstheme="minorEastAsia"/>
+          <w:sz w:val="24"/>
+          <w:szCs w:val="24"/>
+          <w:lang w:val="en-US" w:eastAsia="ja-JP"/>
+        </w:rPr>
+        <w:t>·</w:t>
+      </w:r>
+      <w:r>
+        <w:rPr>
+          <w:rFonts w:hint="eastAsia" w:asciiTheme="minorEastAsia" w:hAnsiTheme="minorEastAsia" w:cstheme="minorEastAsia"/>
+          <w:sz w:val="24"/>
+          <w:szCs w:val="24"/>
+          <w:lang w:val="en-US" w:eastAsia="ja-JP"/>
+        </w:rPr>
+        <w:t xml:space="preserve">  ハイパーリンク（繋がり）： &lt;a&gt; タグ（Anchor）を使って、ファイルと</w:t>
+      </w:r>
+    </w:p>
+    <w:p>
+      <w:pPr>
+        <w:numPr>
+          <w:ilvl w:val="0"/>
+          <w:numId w:val="0"/>
+        </w:numPr>
+        <w:rPr>
+          <w:rFonts w:hint="eastAsia" w:asciiTheme="minorEastAsia" w:hAnsiTheme="minorEastAsia" w:cstheme="minorEastAsia"/>
+          <w:sz w:val="24"/>
+          <w:szCs w:val="24"/>
+          <w:lang w:val="en-US" w:eastAsia="ja-JP"/>
+        </w:rPr>
+      </w:pPr>
+      <w:r>
+        <w:rPr>
+          <w:rFonts w:hint="eastAsia" w:asciiTheme="minorEastAsia" w:hAnsiTheme="minorEastAsia" w:cstheme="minorEastAsia"/>
+          <w:sz w:val="24"/>
+          <w:szCs w:val="24"/>
+          <w:lang w:val="en-US" w:eastAsia="ja-JP"/>
+        </w:rPr>
+        <w:t>　　　　　　　　　　　　　　　ファイルを結びつける仕組み。</w:t>
+      </w:r>
+    </w:p>
+    <w:p>
+      <w:pPr>
+        <w:numPr>
+          <w:ilvl w:val="0"/>
+          <w:numId w:val="0"/>
+        </w:numPr>
+        <w:rPr>
+          <w:rFonts w:hint="eastAsia" w:asciiTheme="minorEastAsia" w:hAnsiTheme="minorEastAsia" w:cstheme="minorEastAsia"/>
+          <w:sz w:val="24"/>
+          <w:szCs w:val="24"/>
+          <w:lang w:val="en-US" w:eastAsia="ja-JP"/>
+        </w:rPr>
+      </w:pPr>
+      <w:r>
+        <w:rPr>
+          <w:rFonts w:hint="default" w:asciiTheme="minorEastAsia" w:hAnsiTheme="minorEastAsia" w:cstheme="minorEastAsia"/>
+          <w:sz w:val="24"/>
+          <w:szCs w:val="24"/>
+          <w:lang w:val="en-US" w:eastAsia="ja-JP"/>
+        </w:rPr>
+        <w:t>·</w:t>
+      </w:r>
+      <w:r>
+        <w:rPr>
+          <w:rFonts w:hint="eastAsia" w:asciiTheme="minorEastAsia" w:hAnsiTheme="minorEastAsia" w:cstheme="minorEastAsia"/>
+          <w:sz w:val="24"/>
+          <w:szCs w:val="24"/>
+          <w:lang w:val="en-US" w:eastAsia="ja-JP"/>
+        </w:rPr>
+        <w:t xml:space="preserve">  Webサーバー（提供）： リクエストが来たらファイルを返す、24時間</w:t>
+      </w:r>
+    </w:p>
+    <w:p>
+      <w:pPr>
+        <w:numPr>
+          <w:ilvl w:val="0"/>
+          <w:numId w:val="0"/>
+        </w:numPr>
+        <w:rPr>
+          <w:rFonts w:hint="eastAsia" w:asciiTheme="minorEastAsia" w:hAnsiTheme="minorEastAsia" w:cstheme="minorEastAsia"/>
+          <w:sz w:val="24"/>
+          <w:szCs w:val="24"/>
+          <w:lang w:val="en-US" w:eastAsia="ja-JP"/>
+        </w:rPr>
+      </w:pPr>
+      <w:r>
+        <w:rPr>
+          <w:rFonts w:hint="eastAsia" w:asciiTheme="minorEastAsia" w:hAnsiTheme="minorEastAsia" w:cstheme="minorEastAsia"/>
+          <w:sz w:val="24"/>
+          <w:szCs w:val="24"/>
+          <w:lang w:val="en-US" w:eastAsia="ja-JP"/>
+        </w:rPr>
+        <w:t>　　　　　　　　　　　　　眠らないデータの置き場所。</w:t>
+      </w:r>
+    </w:p>
+    <w:p>
+      <w:pPr>
+        <w:numPr>
+          <w:ilvl w:val="0"/>
+          <w:numId w:val="0"/>
+        </w:numPr>
+        <w:rPr>
+          <w:rFonts w:hint="eastAsia" w:asciiTheme="minorEastAsia" w:hAnsiTheme="minorEastAsia" w:cstheme="minorEastAsia"/>
+          <w:sz w:val="24"/>
+          <w:szCs w:val="24"/>
+          <w:lang w:val="en-US" w:eastAsia="ja-JP"/>
+        </w:rPr>
+      </w:pPr>
+      <w:r>
+        <w:rPr>
+          <w:rFonts w:hint="default" w:asciiTheme="minorEastAsia" w:hAnsiTheme="minorEastAsia" w:cstheme="minorEastAsia"/>
+          <w:sz w:val="24"/>
+          <w:szCs w:val="24"/>
+          <w:lang w:val="en-US" w:eastAsia="ja-JP"/>
+        </w:rPr>
+        <w:t>·</w:t>
+      </w:r>
+      <w:r>
+        <w:rPr>
+          <w:rFonts w:hint="eastAsia" w:asciiTheme="minorEastAsia" w:hAnsiTheme="minorEastAsia" w:cstheme="minorEastAsia"/>
+          <w:sz w:val="24"/>
+          <w:szCs w:val="24"/>
+          <w:lang w:val="en-US" w:eastAsia="ja-JP"/>
+        </w:rPr>
+        <w:t xml:space="preserve">  パス（住所）： サーバー内のファイルの位置を特定する「相対パス」の</w:t>
+      </w:r>
+    </w:p>
+    <w:p>
+      <w:pPr>
+        <w:numPr>
+          <w:ilvl w:val="0"/>
+          <w:numId w:val="0"/>
+        </w:numPr>
+        <w:rPr>
+          <w:rFonts w:hint="default" w:asciiTheme="minorEastAsia" w:hAnsiTheme="minorEastAsia" w:cstheme="minorEastAsia"/>
+          <w:sz w:val="24"/>
+          <w:szCs w:val="24"/>
+          <w:lang w:val="en-US" w:eastAsia="ja-JP"/>
+        </w:rPr>
+      </w:pPr>
+      <w:r>
+        <w:rPr>
+          <w:rFonts w:hint="eastAsia" w:asciiTheme="minorEastAsia" w:hAnsiTheme="minorEastAsia" w:cstheme="minorEastAsia"/>
+          <w:sz w:val="24"/>
+          <w:szCs w:val="24"/>
+          <w:lang w:val="en-US" w:eastAsia="ja-JP"/>
+        </w:rPr>
+        <w:t>　　　　　　　　　概念。</w:t>
+      </w:r>
+      <w:bookmarkStart w:id="0" w:name="_GoBack"/>
+      <w:bookmarkEnd w:id="0"/>
+      <w:r>
+        <w:rPr>
+          <w:rFonts w:hint="eastAsia" w:asciiTheme="minorEastAsia" w:hAnsiTheme="minorEastAsia" w:cstheme="minorEastAsia"/>
+          <w:sz w:val="24"/>
+          <w:szCs w:val="24"/>
+          <w:lang w:val="en-US" w:eastAsia="ja-JP"/>
+        </w:rPr>
+        <w:t xml:space="preserve">  </w:t>
+      </w:r>
     </w:p>
     <w:sectPr>
       <w:pgSz w:w="11906" w:h="16838"/>
